--- a/pr-preview/pr-491/prediction-handout-tracked-changes.docx
+++ b/pr-preview/pr-491/prediction-handout-tracked-changes.docx
@@ -26,7 +26,7 @@
       </w:pPr>
       <w:ins w:id="2" w:author="PR Preview" w:date="2026-01-01T00:00:00Z">
         <w:r>
-          <w:t xml:space="preserve">Last modified: 2026-10-27 01:31:01 (PDT)</w:t>
+          <w:t xml:space="preserve">Last modified: 2026-10-27 03:08:59 (PDT)</w:t>
         </w:r>
       </w:ins>
     </w:p>

--- a/pr-preview/pr-491/prediction-handout-tracked-changes.docx
+++ b/pr-preview/pr-491/prediction-handout-tracked-changes.docx
@@ -26,7 +26,7 @@
       </w:pPr>
       <w:ins w:id="2" w:author="PR Preview" w:date="2026-01-01T00:00:00Z">
         <w:r>
-          <w:t xml:space="preserve">Last modified: 2026-10-27 03:08:59 (PDT)</w:t>
+          <w:t xml:space="preserve">Last modified: 2026-10-27 03:45:16 (PDT)</w:t>
         </w:r>
       </w:ins>
     </w:p>

--- a/pr-preview/pr-491/prediction-handout-tracked-changes.docx
+++ b/pr-preview/pr-491/prediction-handout-tracked-changes.docx
@@ -26,7 +26,7 @@
       </w:pPr>
       <w:ins w:id="2" w:author="PR Preview" w:date="2026-01-01T00:00:00Z">
         <w:r>
-          <w:t xml:space="preserve">Last modified: 2026-10-27 03:45:16 (PDT)</w:t>
+          <w:t xml:space="preserve">Last modified: 2026-10-27 04:54:13 (PDT)</w:t>
         </w:r>
       </w:ins>
     </w:p>

--- a/pr-preview/pr-491/prediction-handout-tracked-changes.docx
+++ b/pr-preview/pr-491/prediction-handout-tracked-changes.docx
@@ -16,7 +16,7 @@
       </w:pPr>
       <w:del w:id="1" w:author="PR Preview" w:date="2026-01-01T00:00:00Z">
         <w:r>
-          <w:delText xml:space="preserve">Last modified: 2026-10-26 23:56:39 (PDT)</w:delText>
+          <w:delText xml:space="preserve">Last modified: 2026-10-27 11:13:53 (PDT)</w:delText>
         </w:r>
       </w:del>
     </w:p>
@@ -26,7 +26,7 @@
       </w:pPr>
       <w:ins w:id="2" w:author="PR Preview" w:date="2026-01-01T00:00:00Z">
         <w:r>
-          <w:t xml:space="preserve">Last modified: 2026-10-27 04:54:13 (PDT)</w:t>
+          <w:t xml:space="preserve">Last modified: 2026-10-27 14:23:57 (PDT)</w:t>
         </w:r>
       </w:ins>
     </w:p>
@@ -6696,7 +6696,7 @@
     </w:p>
     <w:bookmarkEnd w:id="37"/>
     <w:bookmarkEnd w:id="38"/>
-    <w:bookmarkStart w:id="45" w:name="sec-estimation-vs-prediction"/>
+    <w:bookmarkStart w:id="46" w:name="sec-estimation-vs-prediction"/>
     <w:p>
       <w:pPr>
         <w:pStyle w:val="Heading2"/>
@@ -6705,7 +6705,7 @@
         <w:t xml:space="preserve">3 Estimation versus prediction</w:t>
       </w:r>
     </w:p>
-    <w:bookmarkStart w:id="44" w:name="rem-estimation-vs-prediction"/>
+    <w:bookmarkStart w:id="45" w:name="rem-estimation-vs-prediction"/>
     <w:p>
       <w:pPr>
         <w:pStyle w:val="FirstParagraph"/>
@@ -6984,7 +6984,7 @@
         <w:t xml:space="preserve"> </w:t>
       </w:r>
       <w:r>
-        <w:t xml:space="preserve">A prediction’s expected squared error cannot fall below the</w:t>
+        <w:t xml:space="preserve">A prediction’s expected squared error, given the same</w:t>
       </w:r>
       <w:r>
         <w:t xml:space="preserve"> </w:t>
@@ -6994,7 +6994,21 @@
           <w:rPr>
             <w:rStyle w:val="Hyperlink"/>
           </w:rPr>
-          <w:t xml:space="preserve">irreducible error</w:t>
+          <w:t xml:space="preserve">covariates</w:t>
+        </w:r>
+      </w:hyperlink>
+      <w:r>
+        <w:t xml:space="preserve">, cannot fall below the</w:t>
+      </w:r>
+      <w:r>
+        <w:t xml:space="preserve"> </w:t>
+      </w:r>
+      <w:hyperlink r:id="rId43">
+        <w:r>
+          <w:rPr>
+            <w:rStyle w:val="Hyperlink"/>
+          </w:rPr>
+          <w:t xml:space="preserve">residual variance</w:t>
         </w:r>
       </w:hyperlink>
       <w:r>
@@ -7011,7 +7025,7 @@
       <w:pPr>
         <w:pStyle w:val="FirstParagraph"/>
       </w:pPr>
-      <w:hyperlink r:id="rId43">
+      <w:hyperlink r:id="rId44">
         <w:r>
           <w:rPr>
             <w:rStyle w:val="Hyperlink"/>
@@ -7026,9 +7040,9 @@
         <w:t xml:space="preserve">estimates the prediction error on new observations.</w:t>
       </w:r>
     </w:p>
-    <w:bookmarkEnd w:id="44"/>
     <w:bookmarkEnd w:id="45"/>
-    <w:bookmarkStart w:id="54" w:name="references"/>
+    <w:bookmarkEnd w:id="46"/>
+    <w:bookmarkStart w:id="55" w:name="references"/>
     <w:p>
       <w:pPr>
         <w:pStyle w:val="Heading2"/>
@@ -7037,8 +7051,8 @@
         <w:t xml:space="preserve">References</w:t>
       </w:r>
     </w:p>
-    <w:bookmarkStart w:id="53" w:name="refs"/>
-    <w:bookmarkStart w:id="47" w:name="ref-hastie2009elements"/>
+    <w:bookmarkStart w:id="54" w:name="refs"/>
+    <w:bookmarkStart w:id="48" w:name="ref-hastie2009elements"/>
     <w:p>
       <w:pPr>
         <w:pStyle w:val="Bibliography"/>
@@ -7071,7 +7085,7 @@
       <w:r>
         <w:t xml:space="preserve"> </w:t>
       </w:r>
-      <w:hyperlink r:id="rId46">
+      <w:hyperlink r:id="rId47">
         <w:r>
           <w:rPr>
             <w:rStyle w:val="Hyperlink"/>
@@ -7083,8 +7097,8 @@
         <w:t xml:space="preserve">.</w:t>
       </w:r>
     </w:p>
-    <w:bookmarkEnd w:id="47"/>
-    <w:bookmarkStart w:id="49" w:name="ref-wikipedia_errors_and_residuals"/>
+    <w:bookmarkEnd w:id="48"/>
+    <w:bookmarkStart w:id="50" w:name="ref-wikipedia_errors_and_residuals"/>
     <w:p>
       <w:pPr>
         <w:pStyle w:val="Bibliography"/>
@@ -7131,7 +7145,7 @@
       <w:r>
         <w:t xml:space="preserve"> </w:t>
       </w:r>
-      <w:hyperlink r:id="rId48">
+      <w:hyperlink r:id="rId49">
         <w:r>
           <w:rPr>
             <w:rStyle w:val="Hyperlink"/>
@@ -7140,8 +7154,8 @@
         </w:r>
       </w:hyperlink>
     </w:p>
-    <w:bookmarkEnd w:id="49"/>
-    <w:bookmarkStart w:id="50" w:name="ref-hosmer1989applied"/>
+    <w:bookmarkEnd w:id="50"/>
+    <w:bookmarkStart w:id="51" w:name="ref-hosmer1989applied"/>
     <w:p>
       <w:pPr>
         <w:pStyle w:val="Bibliography"/>
@@ -7172,8 +7186,8 @@
         <w:t xml:space="preserve">. New York: Wiley, 1989.</w:t>
       </w:r>
     </w:p>
-    <w:bookmarkEnd w:id="50"/>
-    <w:bookmarkStart w:id="52" w:name="Xd697438674adfa1ece88a6799c39e311e25258b"/>
+    <w:bookmarkEnd w:id="51"/>
+    <w:bookmarkStart w:id="53" w:name="Xd697438674adfa1ece88a6799c39e311e25258b"/>
     <w:p>
       <w:pPr>
         <w:pStyle w:val="Bibliography"/>
@@ -7220,7 +7234,7 @@
       <w:r>
         <w:t xml:space="preserve"> </w:t>
       </w:r>
-      <w:hyperlink r:id="rId51">
+      <w:hyperlink r:id="rId52">
         <w:r>
           <w:rPr>
             <w:rStyle w:val="Hyperlink"/>
@@ -7229,9 +7243,9 @@
         </w:r>
       </w:hyperlink>
     </w:p>
-    <w:bookmarkEnd w:id="52"/>
     <w:bookmarkEnd w:id="53"/>
     <w:bookmarkEnd w:id="54"/>
+    <w:bookmarkEnd w:id="55"/>
     <w:sectPr>
       <w:footnotePr>
         <w:numRestart w:val="eachSect"/>

--- a/pr-preview/pr-491/prediction-handout-tracked-changes.docx
+++ b/pr-preview/pr-491/prediction-handout-tracked-changes.docx
@@ -26,7 +26,7 @@
       </w:pPr>
       <w:ins w:id="2" w:author="PR Preview" w:date="2026-01-01T00:00:00Z">
         <w:r>
-          <w:t xml:space="preserve">Last modified: 2026-10-27 14:23:57 (PDT)</w:t>
+          <w:t xml:space="preserve">Last modified: 2026-10-27 14:52:48 (PDT)</w:t>
         </w:r>
       </w:ins>
     </w:p>
